--- a/tillsyn/A 2534-2022 tillsynsbegäran.docx
+++ b/tillsyn/A 2534-2022 tillsynsbegäran.docx
@@ -1102,7 +1102,7 @@
     <w:r>
       <w:tab/>
       <w:tab/>
-      <w:t>2026-09-27</w:t>
+      <w:t>2026-09-28</w:t>
       <w:br/>
       <w:br/>
     </w:r>

--- a/tillsyn/A 2534-2022 tillsynsbegäran.docx
+++ b/tillsyn/A 2534-2022 tillsynsbegäran.docx
@@ -1102,7 +1102,7 @@
     <w:r>
       <w:tab/>
       <w:tab/>
-      <w:t>2026-09-28</w:t>
+      <w:t>2026-09-29</w:t>
       <w:br/>
       <w:br/>
     </w:r>

--- a/tillsyn/A 2534-2022 tillsynsbegäran.docx
+++ b/tillsyn/A 2534-2022 tillsynsbegäran.docx
@@ -1102,7 +1102,7 @@
     <w:r>
       <w:tab/>
       <w:tab/>
-      <w:t>2026-09-29</w:t>
+      <w:t>2026-09-30</w:t>
       <w:br/>
       <w:br/>
     </w:r>

--- a/tillsyn/A 2534-2022 tillsynsbegäran.docx
+++ b/tillsyn/A 2534-2022 tillsynsbegäran.docx
@@ -1102,7 +1102,7 @@
     <w:r>
       <w:tab/>
       <w:tab/>
-      <w:t>2026-09-30</w:t>
+      <w:t>2026-10-01</w:t>
       <w:br/>
       <w:br/>
     </w:r>

--- a/tillsyn/A 2534-2022 tillsynsbegäran.docx
+++ b/tillsyn/A 2534-2022 tillsynsbegäran.docx
@@ -1102,7 +1102,7 @@
     <w:r>
       <w:tab/>
       <w:tab/>
-      <w:t>2026-10-01</w:t>
+      <w:t>2026-10-02</w:t>
       <w:br/>
       <w:br/>
     </w:r>

--- a/tillsyn/A 2534-2022 tillsynsbegäran.docx
+++ b/tillsyn/A 2534-2022 tillsynsbegäran.docx
@@ -1102,7 +1102,7 @@
     <w:r>
       <w:tab/>
       <w:tab/>
-      <w:t>2026-10-02</w:t>
+      <w:t>2026-10-03</w:t>
       <w:br/>
       <w:br/>
     </w:r>

--- a/tillsyn/A 2534-2022 tillsynsbegäran.docx
+++ b/tillsyn/A 2534-2022 tillsynsbegäran.docx
@@ -1102,7 +1102,7 @@
     <w:r>
       <w:tab/>
       <w:tab/>
-      <w:t>2026-10-03</w:t>
+      <w:t>2026-10-04</w:t>
       <w:br/>
       <w:br/>
     </w:r>

--- a/tillsyn/A 2534-2022 tillsynsbegäran.docx
+++ b/tillsyn/A 2534-2022 tillsynsbegäran.docx
@@ -1102,7 +1102,7 @@
     <w:r>
       <w:tab/>
       <w:tab/>
-      <w:t>2026-10-04</w:t>
+      <w:t>2026-10-05</w:t>
       <w:br/>
       <w:br/>
     </w:r>

--- a/tillsyn/A 2534-2022 tillsynsbegäran.docx
+++ b/tillsyn/A 2534-2022 tillsynsbegäran.docx
@@ -1102,7 +1102,7 @@
     <w:r>
       <w:tab/>
       <w:tab/>
-      <w:t>2026-10-05</w:t>
+      <w:t>2026-10-06</w:t>
       <w:br/>
       <w:br/>
     </w:r>

--- a/tillsyn/A 2534-2022 tillsynsbegäran.docx
+++ b/tillsyn/A 2534-2022 tillsynsbegäran.docx
@@ -1102,7 +1102,7 @@
     <w:r>
       <w:tab/>
       <w:tab/>
-      <w:t>2026-10-06</w:t>
+      <w:t>2026-10-07</w:t>
       <w:br/>
       <w:br/>
     </w:r>

--- a/tillsyn/A 2534-2022 tillsynsbegäran.docx
+++ b/tillsyn/A 2534-2022 tillsynsbegäran.docx
@@ -1102,7 +1102,7 @@
     <w:r>
       <w:tab/>
       <w:tab/>
-      <w:t>2026-10-07</w:t>
+      <w:t>2026-10-08</w:t>
       <w:br/>
       <w:br/>
     </w:r>

--- a/tillsyn/A 2534-2022 tillsynsbegäran.docx
+++ b/tillsyn/A 2534-2022 tillsynsbegäran.docx
@@ -1102,7 +1102,7 @@
     <w:r>
       <w:tab/>
       <w:tab/>
-      <w:t>2026-10-08</w:t>
+      <w:t>2026-10-09</w:t>
       <w:br/>
       <w:br/>
     </w:r>

--- a/tillsyn/A 2534-2022 tillsynsbegäran.docx
+++ b/tillsyn/A 2534-2022 tillsynsbegäran.docx
@@ -1102,7 +1102,7 @@
     <w:r>
       <w:tab/>
       <w:tab/>
-      <w:t>2026-10-09</w:t>
+      <w:t>2026-10-10</w:t>
       <w:br/>
       <w:br/>
     </w:r>

--- a/tillsyn/A 2534-2022 tillsynsbegäran.docx
+++ b/tillsyn/A 2534-2022 tillsynsbegäran.docx
@@ -1102,7 +1102,7 @@
     <w:r>
       <w:tab/>
       <w:tab/>
-      <w:t>2026-10-10</w:t>
+      <w:t>2026-10-11</w:t>
       <w:br/>
       <w:br/>
     </w:r>

--- a/tillsyn/A 2534-2022 tillsynsbegäran.docx
+++ b/tillsyn/A 2534-2022 tillsynsbegäran.docx
@@ -1102,7 +1102,7 @@
     <w:r>
       <w:tab/>
       <w:tab/>
-      <w:t>2026-10-11</w:t>
+      <w:t>2026-10-12</w:t>
       <w:br/>
       <w:br/>
     </w:r>

--- a/tillsyn/A 2534-2022 tillsynsbegäran.docx
+++ b/tillsyn/A 2534-2022 tillsynsbegäran.docx
@@ -1102,7 +1102,7 @@
     <w:r>
       <w:tab/>
       <w:tab/>
-      <w:t>2026-10-12</w:t>
+      <w:t>2026-10-13</w:t>
       <w:br/>
       <w:br/>
     </w:r>

--- a/tillsyn/A 2534-2022 tillsynsbegäran.docx
+++ b/tillsyn/A 2534-2022 tillsynsbegäran.docx
@@ -1102,7 +1102,7 @@
     <w:r>
       <w:tab/>
       <w:tab/>
-      <w:t>2026-10-13</w:t>
+      <w:t>2026-10-14</w:t>
       <w:br/>
       <w:br/>
     </w:r>

--- a/tillsyn/A 2534-2022 tillsynsbegäran.docx
+++ b/tillsyn/A 2534-2022 tillsynsbegäran.docx
@@ -1102,7 +1102,7 @@
     <w:r>
       <w:tab/>
       <w:tab/>
-      <w:t>2026-10-14</w:t>
+      <w:t>2026-10-15</w:t>
       <w:br/>
       <w:br/>
     </w:r>

--- a/tillsyn/A 2534-2022 tillsynsbegäran.docx
+++ b/tillsyn/A 2534-2022 tillsynsbegäran.docx
@@ -1102,7 +1102,7 @@
     <w:r>
       <w:tab/>
       <w:tab/>
-      <w:t>2026-10-15</w:t>
+      <w:t>2026-10-16</w:t>
       <w:br/>
       <w:br/>
     </w:r>

--- a/tillsyn/A 2534-2022 tillsynsbegäran.docx
+++ b/tillsyn/A 2534-2022 tillsynsbegäran.docx
@@ -1102,7 +1102,7 @@
     <w:r>
       <w:tab/>
       <w:tab/>
-      <w:t>2026-10-16</w:t>
+      <w:t>2026-10-17</w:t>
       <w:br/>
       <w:br/>
     </w:r>

--- a/tillsyn/A 2534-2022 tillsynsbegäran.docx
+++ b/tillsyn/A 2534-2022 tillsynsbegäran.docx
@@ -1102,7 +1102,7 @@
     <w:r>
       <w:tab/>
       <w:tab/>
-      <w:t>2026-10-17</w:t>
+      <w:t>2026-10-18</w:t>
       <w:br/>
       <w:br/>
     </w:r>

--- a/tillsyn/A 2534-2022 tillsynsbegäran.docx
+++ b/tillsyn/A 2534-2022 tillsynsbegäran.docx
@@ -1102,7 +1102,7 @@
     <w:r>
       <w:tab/>
       <w:tab/>
-      <w:t>2026-10-18</w:t>
+      <w:t>2026-10-19</w:t>
       <w:br/>
       <w:br/>
     </w:r>

--- a/tillsyn/A 2534-2022 tillsynsbegäran.docx
+++ b/tillsyn/A 2534-2022 tillsynsbegäran.docx
@@ -1102,7 +1102,7 @@
     <w:r>
       <w:tab/>
       <w:tab/>
-      <w:t>2026-10-19</w:t>
+      <w:t>2026-10-20</w:t>
       <w:br/>
       <w:br/>
     </w:r>

--- a/tillsyn/A 2534-2022 tillsynsbegäran.docx
+++ b/tillsyn/A 2534-2022 tillsynsbegäran.docx
@@ -1102,7 +1102,7 @@
     <w:r>
       <w:tab/>
       <w:tab/>
-      <w:t>2026-10-20</w:t>
+      <w:t>2026-10-21</w:t>
       <w:br/>
       <w:br/>
     </w:r>

--- a/tillsyn/A 2534-2022 tillsynsbegäran.docx
+++ b/tillsyn/A 2534-2022 tillsynsbegäran.docx
@@ -22,7 +22,7 @@
       <w:r>
         <w:drawing>
           <wp:inline xmlns:a="http://schemas.openxmlformats.org/drawingml/2006/main" xmlns:pic="http://schemas.openxmlformats.org/drawingml/2006/picture">
-            <wp:extent cx="5486400" cy="4494770"/>
+            <wp:extent cx="5486400" cy="4383697"/>
             <wp:docPr id="1" name="Picture 1"/>
             <wp:cNvGraphicFramePr>
               <a:graphicFrameLocks noChangeAspect="1"/>
@@ -43,7 +43,7 @@
                   <pic:spPr>
                     <a:xfrm>
                       <a:off x="0" y="0"/>
-                      <a:ext cx="5486400" cy="4494770"/>
+                      <a:ext cx="5486400" cy="4383697"/>
                     </a:xfrm>
                     <a:prstGeom prst="rect"/>
                   </pic:spPr>
@@ -65,7 +65,7 @@
     </w:p>
     <w:p>
       <w:r>
-        <w:t>I avverkningsanmälan finns fynd av 8 naturvårdsarter, varav 2 är rödlistade, 3 är fridlysta, 8 är typiska (T) och 2 är signalarter (S): knärot (VU, T, §8), ullticka (NT, T), kransrams (S, T), skogsknipprot (S, T, §8), blåsippa (T, §9), brudborste (T), kransmossa (T) och linnea (T). Se Figur 1.</w:t>
+        <w:t>I avverkningsanmälan finns fynd av 16 naturvårdsarter, varav 6 är rödlistade, 4 är fridlysta, 9 är typiska (T) och 6 är signalarter (S): knärot (VU, T, §8), kopparspindling (VU), fjällig taggsvamp s.str. (NT), kungsspindling (NT), talltita (NT, §4), ullticka (NT, T), bronshjon (S, T), kransrams (S, T), skogsknipprot (S, T, §8), svavelriska (S), thomsons trägnagare (S), vågbandad barkbock (S), blåsippa (T, §9), brudborste (T), kransmossa (T) och linnea (T). Se Figur 1.</w:t>
       </w:r>
     </w:p>
     <w:p>
@@ -209,6 +209,77 @@
         <w:rPr>
           <w:b/>
         </w:rPr>
+        <w:t xml:space="preserve">Kopparspindling (VU) </w:t>
+      </w:r>
+      <w:r>
+        <w:t>bildar mykorrhiza med tall och gran i äldre ängsgranskog på kalkrik mark, mer sällan i ren kalktallskog.</w:t>
+      </w:r>
+      <w:r>
+        <w:rPr>
+          <w:b/>
+        </w:rPr>
+        <w:t xml:space="preserve"> </w:t>
+      </w:r>
+      <w:r>
+        <w:t>Minskningstakten uppgår till 30 % inom 50 år och överstiger gränsvärdet för Sårbar (VU) enligt A-kriteriet. (A2c+3c+4c).</w:t>
+      </w:r>
+      <w:r>
+        <w:rPr>
+          <w:b/>
+        </w:rPr>
+        <w:t xml:space="preserve"> </w:t>
+      </w:r>
+      <w:r>
+        <w:t>Intensivt skogsbruk, särskilt kalavverkning och markberedning missgynnar arten och lokaler som även hyser ett stort antal andra hotade arter bör helt undantas från skogsbruk.</w:t>
+      </w:r>
+      <w:r>
+        <w:rPr>
+          <w:b/>
+        </w:rPr>
+        <w:t xml:space="preserve"> </w:t>
+      </w:r>
+      <w:r>
+        <w:t>Kopparspindling är globalt rödlistad som nära hotad (NT) vilket innebär att Sverige har ett internationellt ansvar för arten (SLU Artdatabanken, 2024; IUCN, 2015).</w:t>
+      </w:r>
+    </w:p>
+    <w:p>
+      <w:r>
+        <w:rPr>
+          <w:b/>
+        </w:rPr>
+        <w:t>Fjällig taggsvamp s.str. (NT)</w:t>
+      </w:r>
+      <w:r>
+        <w:t xml:space="preserve"> bildar mykorrhiza med gran i granskog och barrblandskog, främst på frisk näringsrik mark i äldre skog med lång trädkontinuitet. Den totala populationen i landet har minskat och bedöms fortsätta minska till följd av avverkning av äldre barrskogar. Minskningstakten för den svenska populationen bedöms vara nära gränsvärdet för sårbar (VU) (SLU Artdatabanken, 2026).</w:t>
+      </w:r>
+    </w:p>
+    <w:p>
+      <w:r>
+        <w:rPr>
+          <w:b/>
+        </w:rPr>
+        <w:t>Kungsspindling (NT)</w:t>
+      </w:r>
+      <w:r>
+        <w:t xml:space="preserve"> växer på näringsrikare, helst kalkhaltig mark, nästan alltid i barrskog, där den bildar mykorrhiza med gran och tall, mera sällan insprängd hassel. Förekommer sällsynt även i rik lövskog. Minskningstakten uppgår till 15 % inom 50 år och bedöms vara nära gränsvärdet för Sårbar (VU). (A2c+3c+4c). Kalavverkningar måste helt undvikas på lokaler med kungsspindling (SLU Artdatabanken, 2024).</w:t>
+      </w:r>
+    </w:p>
+    <w:p>
+      <w:r>
+        <w:rPr>
+          <w:b/>
+        </w:rPr>
+        <w:t>Talltita (NT, §4)</w:t>
+      </w:r>
+      <w:r>
+        <w:t>, rödlistad som nära hotad och prioriterad art i Skogsvårdslagen, har häckningsrevir i anmälan. Arten har minskat kraftigt de senaste 30 åren och minskningstakten innevarande 10-årsperiod beräknas till 20 (10–30) %. Talltitan är synnerligen trogen sitt cirka 15 hektar stora revir och är beroende av flerskiktade olikåldriga skogar för att kunna föda upp sina ungar. Talltitan försvinner om dess livsmiljö kalavverkas (Eggers &amp; Low, 2014; Ekman, 1979; Griesser et al, 2007; Klein, 2020; Siffczyk et al, 2003; SLU Artdatabanken, 2021).</w:t>
+      </w:r>
+    </w:p>
+    <w:p>
+      <w:r>
+        <w:rPr>
+          <w:b/>
+        </w:rPr>
         <w:t>Ullticka (NT)</w:t>
       </w:r>
       <w:r>
@@ -265,6 +336,26 @@
         <w:rPr>
           <w:b/>
         </w:rPr>
+        <w:t>Bronshjon</w:t>
+      </w:r>
+      <w:r>
+        <w:t xml:space="preserve"> är en skalbagge vars larvutveckling sker under grov bark på stammar av döda eller döende barrträd, främst gran, i mindre omfattning tall. Arten är knuten till äldre, naturskogslik granskog med inslag av torkande träd. Bronshjon är typisk art för </w:t>
+      </w:r>
+      <w:r>
+        <w:rPr>
+          <w:i/>
+        </w:rPr>
+        <w:t>9010 Taiga</w:t>
+      </w:r>
+      <w:r>
+        <w:t xml:space="preserve"> (SLU Artdatabanken, 2025).</w:t>
+      </w:r>
+    </w:p>
+    <w:p>
+      <w:r>
+        <w:rPr>
+          <w:b/>
+        </w:rPr>
         <w:t>Kransrams</w:t>
       </w:r>
       <w:r>
@@ -298,6 +389,17 @@
       </w:r>
       <w:r>
         <w:t xml:space="preserve"> (SLU Artdatabanken, 2025).</w:t>
+      </w:r>
+    </w:p>
+    <w:p>
+      <w:r>
+        <w:rPr>
+          <w:b/>
+        </w:rPr>
+        <w:t xml:space="preserve">Vågbandad barkbock </w:t>
+      </w:r>
+      <w:r>
+        <w:t>är en långhorning vars larvutveckling sker under bark på nyligen döda stående barrträd, främst gran, mer undantagsvis på tall. Främst i stående träd, särskilt gamla, långsamvuxna granar med grov bark, även i grövre grenar, stubbar eller vindfällen. Arten är starkt knuten till naturskogsliknande granskogar, och gynnas av extrema torrsomrar som försvagar träden. Arten påverkas negativt av brist på kontinuitetsskog och en minskning av populationen pågår eller förväntas ske (SLU Artdatabanken, 2025).</w:t>
       </w:r>
     </w:p>
     <w:p>
@@ -412,17 +514,39 @@
         <w:pStyle w:val="Heading1"/>
       </w:pPr>
       <w:r>
-        <w:t>Typiska arter och EU:s art- och habitatdirektiv</w:t>
+        <w:t>EU:s fågeldirektiv</w:t>
       </w:r>
     </w:p>
     <w:p>
       <w:r>
-        <w:t>Typiska arter används för att lokalisera områden med gynnsam bevarandestatus för de naturtyper som är listade i EU:s art- och habitatdirektiv. Ett exempel är Västlig taiga (EU-kod 9010) som saknar gynnsam bevarandestatus och minskar starkt som naturtyp i Sverige. Naturvårdsverket skriver i sin vägledning för Västlig taiga att dylika miljöer förutsätter normalt att skogarna skyddas långsiktigt, eftersom skogsbruk inte är förenligt med bevarande av naturtypen i gynnsamt tillstånd (Naturvårdsverket, 2011).</w:t>
+        <w:t xml:space="preserve">Europeiska unionens medlemsländer är skyldiga att agera i enlighet med EU:s fågeldirektiv där det uttryckligen står att direktivet gäller för fåglar samt för deras ägg, bon och </w:t>
+      </w:r>
+      <w:r>
+        <w:rPr>
+          <w:b/>
+        </w:rPr>
+        <w:t xml:space="preserve">livsmiljöer </w:t>
+      </w:r>
+      <w:r>
+        <w:t>(artikel 1). Vidare att de åtgärder som vidtas inte får leda till en försämring av den nuvarande situationen beträffande bevarandet av de fågelarter som avses i artikel 1 (artikel 13). Fågeldirektivet är styrande för tillsynsansvariga myndigheters ärendehantering, ställningstaganden och beslutsfattande.</w:t>
       </w:r>
     </w:p>
     <w:p>
-      <w:r>
-        <w:t>Följande typiska arter har sina livsmiljöer och växtplatser i den avverkningsanmälda skogen: knärot (VU, T, §8), ullticka (NT, T), kransrams (S, T), skogsknipprot (S, T, §8), blåsippa (T, §9), brudborste (T), kransmossa (T) och linnea (T).</w:t>
+      <w:pPr>
+        <w:pStyle w:val="Heading1"/>
+      </w:pPr>
+      <w:r>
+        <w:t>Typiska arter och EU:s art- och habitatdirektiv</w:t>
+      </w:r>
+    </w:p>
+    <w:p>
+      <w:r>
+        <w:t>Typiska arter används för att lokalisera områden med gynnsam bevarandestatus för de naturtyper som är listade i EU:s art- och habitatdirektiv. Ett exempel är Västlig taiga (EU-kod 9010) som saknar gynnsam bevarandestatus och minskar starkt som naturtyp i Sverige. Naturvårdsverket skriver i sin vägledning för Västlig taiga att dylika miljöer förutsätter normalt att skogarna skyddas långsiktigt, eftersom skogsbruk inte är förenligt med bevarande av naturtypen i gynnsamt tillstånd (Naturvårdsverket, 2011).</w:t>
+      </w:r>
+    </w:p>
+    <w:p>
+      <w:r>
+        <w:t>Följande typiska arter har sina livsmiljöer och växtplatser i den avverkningsanmälda skogen: knärot (VU, T, §8), ullticka (NT, T), bronshjon (S, T), kransrams (S, T), skogsknipprot (S, T, §8), blåsippa (T, §9), brudborste (T), kransmossa (T) och linnea (T).</w:t>
       </w:r>
     </w:p>
     <w:p>
@@ -724,6 +848,126 @@
       </w:r>
       <w:r>
         <w:t>SLU Artdatabanken, Uppsala.</w:t>
+      </w:r>
+    </w:p>
+    <w:p>
+      <w:pPr>
+        <w:pStyle w:val="Heading1"/>
+      </w:pPr>
+      <w:r>
+        <w:t>Talltita – ekologi samt krav på livsmiljön</w:t>
+      </w:r>
+    </w:p>
+    <w:p>
+      <w:r>
+        <w:t>Talltita är rödlistad som NT, fridlyst och prioriterad art i Skogsvårdslagen. Den omfattas av EU:s fågeldirektiv. Arten har minskat kraftigt de senaste 30 åren och minskningstakten innevarande 10-årsperiod beräknas till 20 (10–30) % (SLU Artdatabanken, 2022).</w:t>
+      </w:r>
+    </w:p>
+    <w:p>
+      <w:r>
+        <w:t>Talltita föredrar större sammanhängande barrskogar, och finns såväl i tallskog som granskog och i lövblandad barrskog. Skogens struktur är viktig och ska helst vara flerskiktad med riklig underväxt av mindre granar, björk och andra lövträd och buskar. Tillgång på murknande högstubbar är särskilt viktig, eftersom talltitan helst själv hackar ut sitt bohål (SLU Artdatabanken, 2022).</w:t>
+      </w:r>
+    </w:p>
+    <w:p>
+      <w:r>
+        <w:t>Det finns flera studier som visar att talltita är känslig för gallring och inte överlever när dess livsmiljö kalavverkas (Eggers and Low, 2014; Griesser et al., 2007; Klein, 2020). Talltitans revir är förhållandevis stora, 10–20 hektar och arten missgynnas när skogen fragmenteras. Kalavverkning av större delar av reviret innebär att det överges (Artdatabanken, 2021).</w:t>
+      </w:r>
+    </w:p>
+    <w:p>
+      <w:r>
+        <w:t>Talltitan är synnerligen trogen sitt revir så länge paret lever och biotopen förblir intakt. Paret stannar i sitt revir året om. En förlust av ett revir har därför en stor inverkan på den lokala populationen och trakthyggesbruket anses vara orsak till den svenska populationens kraftiga minskning. Talltiteparets revirtrohet innebär att närhelst under året man observerar en adult talltita så ingår denna plats i reviret (Siffczyk et al., 2003; Ekman, 1979).</w:t>
+      </w:r>
+    </w:p>
+    <w:p>
+      <w:pPr>
+        <w:pStyle w:val="Heading2"/>
+      </w:pPr>
+      <w:r>
+        <w:t>Referenser – talltita</w:t>
+      </w:r>
+    </w:p>
+    <w:p>
+      <w:r>
+        <w:t xml:space="preserve">Eggers, S., Low, M., 2014. </w:t>
+      </w:r>
+      <w:r>
+        <w:rPr>
+          <w:i/>
+        </w:rPr>
+        <w:t xml:space="preserve">Differential demographic responses of sympatric Parids to vegetation management in boreal forest. </w:t>
+      </w:r>
+      <w:r>
+        <w:t>For. Ecol. Manage. 319, 169–175.</w:t>
+      </w:r>
+    </w:p>
+    <w:p>
+      <w:r>
+        <w:t xml:space="preserve">Ekman, J., 1979. </w:t>
+      </w:r>
+      <w:r>
+        <w:rPr>
+          <w:i/>
+        </w:rPr>
+        <w:t xml:space="preserve">Coherence, composition and territories of winter social groups of the Willow Tit Parus montanus and the Crested Tit P. cristatus. </w:t>
+      </w:r>
+      <w:r>
+        <w:t>Ornis Scandinavica, 10, pp 56–68</w:t>
+      </w:r>
+    </w:p>
+    <w:p>
+      <w:r>
+        <w:t xml:space="preserve">Griesser, M., Nystrand, M., Eggers, S., Ekman, J., 2007. </w:t>
+      </w:r>
+      <w:r>
+        <w:rPr>
+          <w:i/>
+        </w:rPr>
+        <w:t xml:space="preserve">Impact of forestry practices on fitness correlates and population productivity in an open-nesting bird species. </w:t>
+      </w:r>
+      <w:r>
+        <w:t>Conserv. Biol. 21, 767–774. https://doi.org/10.1111/j.1523- 1739.2007.00675.x</w:t>
+      </w:r>
+    </w:p>
+    <w:p>
+      <w:r>
+        <w:t xml:space="preserve">Klein, J., 2020. </w:t>
+      </w:r>
+      <w:r>
+        <w:rPr>
+          <w:i/>
+        </w:rPr>
+        <w:t xml:space="preserve">The forgotten forest – On thinning, retention, and biodiversity in the boreal forest. </w:t>
+      </w:r>
+      <w:r>
+        <w:t>Doctoral Thesis No. 2020:50</w:t>
+      </w:r>
+    </w:p>
+    <w:p>
+      <w:r>
+        <w:t xml:space="preserve">Siffczyk, C., Brotons, L., Kangas, K., Orell, M., 2003. </w:t>
+      </w:r>
+      <w:r>
+        <w:rPr>
+          <w:i/>
+        </w:rPr>
+        <w:t xml:space="preserve">Home range size of willow tits. </w:t>
+      </w:r>
+      <w:r>
+        <w:t>Oecologica, 136, 635–642 (2003)</w:t>
+      </w:r>
+    </w:p>
+    <w:p>
+      <w:r>
+        <w:t xml:space="preserve">SLU Artdatabanken, 2021. </w:t>
+      </w:r>
+      <w:r>
+        <w:rPr>
+          <w:i/>
+        </w:rPr>
+        <w:t xml:space="preserve">Artfaktablad. Naturvård – artfakta. </w:t>
+      </w:r>
+      <w:r>
+        <w:t>SLU Artdatabanken, Uppsala</w:t>
       </w:r>
     </w:p>
     <w:p>
@@ -1102,7 +1346,7 @@
     <w:r>
       <w:tab/>
       <w:tab/>
-      <w:t>2026-10-21</w:t>
+      <w:t>2026-10-22</w:t>
       <w:br/>
       <w:br/>
     </w:r>

--- a/tillsyn/A 2534-2022 tillsynsbegäran.docx
+++ b/tillsyn/A 2534-2022 tillsynsbegäran.docx
@@ -1346,7 +1346,7 @@
     <w:r>
       <w:tab/>
       <w:tab/>
-      <w:t>2026-10-22</w:t>
+      <w:t>2026-10-23</w:t>
       <w:br/>
       <w:br/>
     </w:r>

--- a/tillsyn/A 2534-2022 tillsynsbegäran.docx
+++ b/tillsyn/A 2534-2022 tillsynsbegäran.docx
@@ -1346,7 +1346,7 @@
     <w:r>
       <w:tab/>
       <w:tab/>
-      <w:t>2026-10-23</w:t>
+      <w:t>2026-10-24</w:t>
       <w:br/>
       <w:br/>
     </w:r>

--- a/tillsyn/A 2534-2022 tillsynsbegäran.docx
+++ b/tillsyn/A 2534-2022 tillsynsbegäran.docx
@@ -1346,7 +1346,7 @@
     <w:r>
       <w:tab/>
       <w:tab/>
-      <w:t>2026-10-24</w:t>
+      <w:t>2026-10-25</w:t>
       <w:br/>
       <w:br/>
     </w:r>

--- a/tillsyn/A 2534-2022 tillsynsbegäran.docx
+++ b/tillsyn/A 2534-2022 tillsynsbegäran.docx
@@ -1346,7 +1346,7 @@
     <w:r>
       <w:tab/>
       <w:tab/>
-      <w:t>2026-10-25</w:t>
+      <w:t>2026-10-26</w:t>
       <w:br/>
       <w:br/>
     </w:r>

--- a/tillsyn/A 2534-2022 tillsynsbegäran.docx
+++ b/tillsyn/A 2534-2022 tillsynsbegäran.docx
@@ -1346,7 +1346,7 @@
     <w:r>
       <w:tab/>
       <w:tab/>
-      <w:t>2026-10-26</w:t>
+      <w:t>2026-10-27</w:t>
       <w:br/>
       <w:br/>
     </w:r>

--- a/tillsyn/A 2534-2022 tillsynsbegäran.docx
+++ b/tillsyn/A 2534-2022 tillsynsbegäran.docx
@@ -1346,7 +1346,7 @@
     <w:r>
       <w:tab/>
       <w:tab/>
-      <w:t>2026-10-27</w:t>
+      <w:t>2026-10-28</w:t>
       <w:br/>
       <w:br/>
     </w:r>

--- a/tillsyn/A 2534-2022 tillsynsbegäran.docx
+++ b/tillsyn/A 2534-2022 tillsynsbegäran.docx
@@ -1346,7 +1346,7 @@
     <w:r>
       <w:tab/>
       <w:tab/>
-      <w:t>2026-10-28</w:t>
+      <w:t>2026-10-29</w:t>
       <w:br/>
       <w:br/>
     </w:r>

--- a/tillsyn/A 2534-2022 tillsynsbegäran.docx
+++ b/tillsyn/A 2534-2022 tillsynsbegäran.docx
@@ -1346,7 +1346,7 @@
     <w:r>
       <w:tab/>
       <w:tab/>
-      <w:t>2026-10-29</w:t>
+      <w:t>2026-10-31</w:t>
       <w:br/>
       <w:br/>
     </w:r>
